--- a/output/docx/citybeat-sales-booklet.docx
+++ b/output/docx/citybeat-sales-booklet.docx
@@ -3896,7 +3896,7 @@
                 <w:sz w:val="17"/>
                 <w:szCs w:val="17"/>
               </w:rPr>
-              <w:t xml:space="preserve">Reply to reviews</w:t>
+              <w:t xml:space="preserve">Reply to reviews, and download a review-request QR code</w:t>
             </w:r>
           </w:p>
         </w:tc>
@@ -5096,7 +5096,7 @@
                 <w:sz w:val="17"/>
                 <w:szCs w:val="17"/>
               </w:rPr>
-              <w:t xml:space="preserve">Full lead inbox, with contact details</w:t>
+              <w:t xml:space="preserve">New leads — masked contact details on Basic, full details on paid</w:t>
             </w:r>
           </w:p>
         </w:tc>
@@ -5126,7 +5126,7 @@
                 <w:sz w:val="17"/>
                 <w:szCs w:val="17"/>
               </w:rPr>
-              <w:t xml:space="preserve">—</w:t>
+              <w:t xml:space="preserve">Masked</w:t>
             </w:r>
           </w:p>
         </w:tc>
@@ -5156,7 +5156,7 @@
                 <w:sz w:val="17"/>
                 <w:szCs w:val="17"/>
               </w:rPr>
-              <w:t xml:space="preserve">✓</w:t>
+              <w:t xml:space="preserve">Full</w:t>
             </w:r>
           </w:p>
         </w:tc>
@@ -5186,7 +5186,7 @@
                 <w:sz w:val="17"/>
                 <w:szCs w:val="17"/>
               </w:rPr>
-              <w:t xml:space="preserve">✓</w:t>
+              <w:t xml:space="preserve">Full</w:t>
             </w:r>
           </w:p>
         </w:tc>
@@ -6479,7 +6479,26 @@
           <w:sz w:val="20"/>
           <w:szCs w:val="20"/>
         </w:rPr>
-        <w:t xml:space="preserve">Replies to their reviews.</w:t>
+        <w:t xml:space="preserve">Replies to their reviews, plus a downloadable QR code for requesting them.</w:t>
+      </w:r>
+    </w:p>
+    <w:p>
+      <w:pPr>
+        <w:pStyle w:val="ListParagraph"/>
+        <w:numPr>
+          <w:ilvl w:val="0"/>
+          <w:numId w:val="2"/>
+        </w:numPr>
+        <w:spacing w:after="60" w:line="250"/>
+      </w:pPr>
+      <w:r>
+        <w:rPr>
+          <w:rFonts w:ascii="Calibri" w:cs="Calibri" w:eastAsia="Calibri" w:hAnsi="Calibri"/>
+          <w:color w:val="172027"/>
+          <w:sz w:val="20"/>
+          <w:szCs w:val="20"/>
+        </w:rPr>
+        <w:t xml:space="preserve">New leads as they arrive — they can see a lead came in, with the contact details masked until they upgrade.</w:t>
       </w:r>
     </w:p>
     <w:p>
